--- a/Laboratornaya_rabota_2_Otchyot_Shasherin_Maxim.docx
+++ b/Laboratornaya_rabota_2_Otchyot_Shasherin_Maxim.docx
@@ -24,7 +24,7 @@
     </w:p>
     <w:p>
       <w:pPr>
-        <w:pStyle w:val="5"/>
+        <w:pStyle w:val="6"/>
         <w:numPr>
           <w:ilvl w:val="0"/>
           <w:numId w:val="1"/>
@@ -480,22 +480,20 @@
         </w:rPr>
         <w:t>(Токены скрыты в целях безопасности).</w:t>
       </w:r>
-      <w:bookmarkStart w:id="0" w:name="_GoBack"/>
-      <w:bookmarkEnd w:id="0"/>
-    </w:p>
-    <w:p>
-      <w:pPr>
-        <w:ind w:left="360"/>
-        <w:rPr>
-          <w:rFonts w:ascii="Times New Roman" w:hAnsi="Times New Roman" w:cs="Times New Roman"/>
-          <w:sz w:val="28"/>
-          <w:szCs w:val="28"/>
-        </w:rPr>
-      </w:pPr>
-    </w:p>
-    <w:p>
-      <w:pPr>
-        <w:pStyle w:val="5"/>
+    </w:p>
+    <w:p>
+      <w:pPr>
+        <w:ind w:left="360"/>
+        <w:rPr>
+          <w:rFonts w:ascii="Times New Roman" w:hAnsi="Times New Roman" w:cs="Times New Roman"/>
+          <w:sz w:val="28"/>
+          <w:szCs w:val="28"/>
+        </w:rPr>
+      </w:pPr>
+    </w:p>
+    <w:p>
+      <w:pPr>
+        <w:pStyle w:val="6"/>
         <w:numPr>
           <w:ilvl w:val="0"/>
           <w:numId w:val="1"/>
@@ -520,8 +518,10 @@
         <w:ind w:left="360"/>
         <w:rPr>
           <w:rFonts w:hint="default" w:ascii="Times New Roman" w:hAnsi="Times New Roman" w:cs="Times New Roman"/>
-          <w:sz w:val="28"/>
-          <w:szCs w:val="28"/>
+          <w:color w:val="0F1115"/>
+          <w:sz w:val="28"/>
+          <w:szCs w:val="28"/>
+          <w:shd w:val="clear" w:color="auto" w:fill="FFFFFF"/>
         </w:rPr>
       </w:pPr>
       <w:r>
@@ -858,6 +858,1150 @@
         </w:rPr>
         <w:t>), что позволяет менять поведение приложения без пересборки.</w:t>
       </w:r>
+    </w:p>
+    <w:p>
+      <w:pPr>
+        <w:ind w:left="360"/>
+        <w:rPr>
+          <w:rFonts w:hint="default" w:ascii="Times New Roman" w:hAnsi="Times New Roman" w:eastAsia="Segoe UI" w:cs="Times New Roman"/>
+          <w:b/>
+          <w:bCs/>
+          <w:i w:val="0"/>
+          <w:iCs w:val="0"/>
+          <w:caps w:val="0"/>
+          <w:color w:val="0F1115"/>
+          <w:spacing w:val="0"/>
+          <w:sz w:val="28"/>
+          <w:szCs w:val="28"/>
+          <w:shd w:val="clear" w:fill="FFFFFF"/>
+        </w:rPr>
+      </w:pPr>
+      <w:r>
+        <w:rPr>
+          <w:rFonts w:hint="default" w:ascii="Times New Roman" w:hAnsi="Times New Roman" w:cs="Times New Roman"/>
+          <w:color w:val="0F1115"/>
+          <w:sz w:val="28"/>
+          <w:szCs w:val="28"/>
+          <w:shd w:val="clear" w:color="auto" w:fill="FFFFFF"/>
+          <w:lang w:val="ru-RU"/>
+        </w:rPr>
+        <w:t xml:space="preserve">Отличия между </w:t>
+      </w:r>
+      <w:r>
+        <w:rPr>
+          <w:rFonts w:hint="default" w:ascii="Times New Roman" w:hAnsi="Times New Roman" w:eastAsia="Segoe UI" w:cs="Times New Roman"/>
+          <w:b/>
+          <w:bCs/>
+          <w:i w:val="0"/>
+          <w:iCs w:val="0"/>
+          <w:caps w:val="0"/>
+          <w:color w:val="0F1115"/>
+          <w:spacing w:val="0"/>
+          <w:sz w:val="28"/>
+          <w:szCs w:val="28"/>
+          <w:shd w:val="clear" w:fill="FFFFFF"/>
+        </w:rPr>
+        <w:t>ARG</w:t>
+      </w:r>
+      <w:r>
+        <w:rPr>
+          <w:rFonts w:hint="default" w:ascii="Times New Roman" w:hAnsi="Times New Roman" w:eastAsia="Segoe UI" w:cs="Times New Roman"/>
+          <w:b/>
+          <w:bCs/>
+          <w:i w:val="0"/>
+          <w:iCs w:val="0"/>
+          <w:caps w:val="0"/>
+          <w:color w:val="0F1115"/>
+          <w:spacing w:val="0"/>
+          <w:sz w:val="28"/>
+          <w:szCs w:val="28"/>
+          <w:shd w:val="clear" w:fill="FFFFFF"/>
+          <w:lang w:val="ru-RU"/>
+        </w:rPr>
+        <w:t>,</w:t>
+      </w:r>
+      <w:r>
+        <w:rPr>
+          <w:rFonts w:hint="default" w:ascii="Times New Roman" w:hAnsi="Times New Roman" w:eastAsia="Segoe UI" w:cs="Times New Roman"/>
+          <w:i w:val="0"/>
+          <w:iCs w:val="0"/>
+          <w:caps w:val="0"/>
+          <w:color w:val="0F1115"/>
+          <w:spacing w:val="0"/>
+          <w:sz w:val="28"/>
+          <w:szCs w:val="28"/>
+          <w:shd w:val="clear" w:fill="FFFFFF"/>
+        </w:rPr>
+        <w:t xml:space="preserve"> </w:t>
+      </w:r>
+      <w:r>
+        <w:rPr>
+          <w:rFonts w:hint="default" w:ascii="Times New Roman" w:hAnsi="Times New Roman" w:eastAsia="Segoe UI" w:cs="Times New Roman"/>
+          <w:b/>
+          <w:bCs/>
+          <w:i w:val="0"/>
+          <w:iCs w:val="0"/>
+          <w:caps w:val="0"/>
+          <w:color w:val="0F1115"/>
+          <w:spacing w:val="0"/>
+          <w:sz w:val="28"/>
+          <w:szCs w:val="28"/>
+          <w:shd w:val="clear" w:fill="FFFFFF"/>
+        </w:rPr>
+        <w:t>ENV</w:t>
+      </w:r>
+      <w:r>
+        <w:rPr>
+          <w:rFonts w:hint="default" w:ascii="Times New Roman" w:hAnsi="Times New Roman" w:eastAsia="Segoe UI" w:cs="Times New Roman"/>
+          <w:b/>
+          <w:bCs/>
+          <w:i w:val="0"/>
+          <w:iCs w:val="0"/>
+          <w:caps w:val="0"/>
+          <w:color w:val="0F1115"/>
+          <w:spacing w:val="0"/>
+          <w:sz w:val="28"/>
+          <w:szCs w:val="28"/>
+          <w:shd w:val="clear" w:fill="FFFFFF"/>
+          <w:lang w:val="ru-RU"/>
+        </w:rPr>
+        <w:t xml:space="preserve"> и</w:t>
+      </w:r>
+      <w:r>
+        <w:rPr>
+          <w:rFonts w:hint="default" w:ascii="Times New Roman" w:hAnsi="Times New Roman" w:eastAsia="Segoe UI" w:cs="Times New Roman"/>
+          <w:i w:val="0"/>
+          <w:iCs w:val="0"/>
+          <w:caps w:val="0"/>
+          <w:color w:val="0F1115"/>
+          <w:spacing w:val="0"/>
+          <w:sz w:val="28"/>
+          <w:szCs w:val="28"/>
+          <w:shd w:val="clear" w:fill="FFFFFF"/>
+        </w:rPr>
+        <w:t xml:space="preserve"> </w:t>
+      </w:r>
+      <w:r>
+        <w:rPr>
+          <w:rFonts w:hint="default" w:ascii="Times New Roman" w:hAnsi="Times New Roman" w:eastAsia="Segoe UI" w:cs="Times New Roman"/>
+          <w:b/>
+          <w:bCs/>
+          <w:i w:val="0"/>
+          <w:iCs w:val="0"/>
+          <w:caps w:val="0"/>
+          <w:color w:val="0F1115"/>
+          <w:spacing w:val="0"/>
+          <w:sz w:val="28"/>
+          <w:szCs w:val="28"/>
+          <w:shd w:val="clear" w:fill="FFFFFF"/>
+        </w:rPr>
+        <w:t>LABEL</w:t>
+      </w:r>
+    </w:p>
+    <w:p>
+      <w:pPr>
+        <w:ind w:left="360"/>
+        <w:rPr>
+          <w:rFonts w:hint="default" w:ascii="Times New Roman" w:hAnsi="Times New Roman" w:eastAsia="Segoe UI" w:cs="Times New Roman"/>
+          <w:i w:val="0"/>
+          <w:iCs w:val="0"/>
+          <w:caps w:val="0"/>
+          <w:color w:val="0F1115"/>
+          <w:spacing w:val="0"/>
+          <w:sz w:val="28"/>
+          <w:szCs w:val="28"/>
+          <w:shd w:val="clear" w:fill="FFFFFF"/>
+        </w:rPr>
+      </w:pPr>
+      <w:r>
+        <w:rPr>
+          <w:rFonts w:hint="default" w:ascii="Times New Roman" w:hAnsi="Times New Roman" w:eastAsia="Segoe UI" w:cs="Times New Roman"/>
+          <w:b/>
+          <w:bCs/>
+          <w:i w:val="0"/>
+          <w:iCs w:val="0"/>
+          <w:caps w:val="0"/>
+          <w:color w:val="0F1115"/>
+          <w:spacing w:val="0"/>
+          <w:sz w:val="28"/>
+          <w:szCs w:val="28"/>
+          <w:shd w:val="clear" w:fill="FFFFFF"/>
+        </w:rPr>
+        <w:t>ARG</w:t>
+      </w:r>
+      <w:r>
+        <w:rPr>
+          <w:rFonts w:hint="default" w:ascii="Times New Roman" w:hAnsi="Times New Roman" w:eastAsia="Segoe UI" w:cs="Times New Roman"/>
+          <w:i w:val="0"/>
+          <w:iCs w:val="0"/>
+          <w:caps w:val="0"/>
+          <w:color w:val="0F1115"/>
+          <w:spacing w:val="0"/>
+          <w:sz w:val="28"/>
+          <w:szCs w:val="28"/>
+          <w:shd w:val="clear" w:fill="FFFFFF"/>
+        </w:rPr>
+        <w:t xml:space="preserve"> — переменная, которая используется </w:t>
+      </w:r>
+      <w:r>
+        <w:rPr>
+          <w:rFonts w:hint="default" w:ascii="Times New Roman" w:hAnsi="Times New Roman" w:eastAsia="Segoe UI" w:cs="Times New Roman"/>
+          <w:b w:val="0"/>
+          <w:bCs w:val="0"/>
+          <w:i w:val="0"/>
+          <w:iCs w:val="0"/>
+          <w:caps w:val="0"/>
+          <w:color w:val="0F1115"/>
+          <w:spacing w:val="0"/>
+          <w:sz w:val="28"/>
+          <w:szCs w:val="28"/>
+          <w:shd w:val="clear" w:fill="FFFFFF"/>
+        </w:rPr>
+        <w:t>только во время сборки</w:t>
+      </w:r>
+      <w:r>
+        <w:rPr>
+          <w:rFonts w:hint="default" w:ascii="Times New Roman" w:hAnsi="Times New Roman" w:eastAsia="Segoe UI" w:cs="Times New Roman"/>
+          <w:i w:val="0"/>
+          <w:iCs w:val="0"/>
+          <w:caps w:val="0"/>
+          <w:color w:val="0F1115"/>
+          <w:spacing w:val="0"/>
+          <w:sz w:val="28"/>
+          <w:szCs w:val="28"/>
+          <w:shd w:val="clear" w:fill="FFFFFF"/>
+        </w:rPr>
+        <w:t xml:space="preserve">. Она доступна внутри </w:t>
+      </w:r>
+      <w:r>
+        <w:rPr>
+          <w:rFonts w:hint="default" w:ascii="Times New Roman" w:hAnsi="Times New Roman" w:eastAsia="Segoe UI" w:cs="Times New Roman"/>
+          <w:i w:val="0"/>
+          <w:iCs w:val="0"/>
+          <w:caps w:val="0"/>
+          <w:color w:val="0F1115"/>
+          <w:spacing w:val="0"/>
+          <w:sz w:val="28"/>
+          <w:szCs w:val="28"/>
+          <w:shd w:val="clear" w:fill="FFFFFF"/>
+          <w:lang w:val="en-US"/>
+        </w:rPr>
+        <w:t>Dockerfile</w:t>
+      </w:r>
+      <w:r>
+        <w:rPr>
+          <w:rFonts w:hint="default" w:ascii="Times New Roman" w:hAnsi="Times New Roman" w:eastAsia="Segoe UI" w:cs="Times New Roman"/>
+          <w:i w:val="0"/>
+          <w:iCs w:val="0"/>
+          <w:caps w:val="0"/>
+          <w:color w:val="0F1115"/>
+          <w:spacing w:val="0"/>
+          <w:sz w:val="28"/>
+          <w:szCs w:val="28"/>
+          <w:shd w:val="clear" w:fill="FFFFFF"/>
+        </w:rPr>
+        <w:t xml:space="preserve"> (например, для передачи значений в инструкцию </w:t>
+      </w:r>
+      <w:r>
+        <w:rPr>
+          <w:rFonts w:hint="default" w:ascii="Times New Roman" w:hAnsi="Times New Roman" w:eastAsia="Segoe UI" w:cs="Times New Roman"/>
+          <w:i w:val="0"/>
+          <w:iCs w:val="0"/>
+          <w:caps w:val="0"/>
+          <w:color w:val="0F1115"/>
+          <w:spacing w:val="0"/>
+          <w:sz w:val="28"/>
+          <w:szCs w:val="28"/>
+          <w:shd w:val="clear" w:fill="FFFFFF"/>
+          <w:lang w:val="en-US"/>
+        </w:rPr>
+        <w:t>LABEL</w:t>
+      </w:r>
+      <w:r>
+        <w:rPr>
+          <w:rFonts w:hint="default" w:ascii="Times New Roman" w:hAnsi="Times New Roman" w:eastAsia="Segoe UI" w:cs="Times New Roman"/>
+          <w:i w:val="0"/>
+          <w:iCs w:val="0"/>
+          <w:caps w:val="0"/>
+          <w:color w:val="0F1115"/>
+          <w:spacing w:val="0"/>
+          <w:sz w:val="28"/>
+          <w:szCs w:val="28"/>
+          <w:shd w:val="clear" w:fill="FFFFFF"/>
+        </w:rPr>
+        <w:t xml:space="preserve">). После завершения сборки эта переменная </w:t>
+      </w:r>
+      <w:r>
+        <w:rPr>
+          <w:rFonts w:hint="default" w:ascii="Times New Roman" w:hAnsi="Times New Roman" w:eastAsia="Segoe UI" w:cs="Times New Roman"/>
+          <w:b w:val="0"/>
+          <w:bCs w:val="0"/>
+          <w:i w:val="0"/>
+          <w:iCs w:val="0"/>
+          <w:caps w:val="0"/>
+          <w:color w:val="0F1115"/>
+          <w:spacing w:val="0"/>
+          <w:sz w:val="28"/>
+          <w:szCs w:val="28"/>
+          <w:shd w:val="clear" w:fill="FFFFFF"/>
+        </w:rPr>
+        <w:t xml:space="preserve">не сохраняется </w:t>
+      </w:r>
+      <w:r>
+        <w:rPr>
+          <w:rFonts w:hint="default" w:ascii="Times New Roman" w:hAnsi="Times New Roman" w:eastAsia="Segoe UI" w:cs="Times New Roman"/>
+          <w:i w:val="0"/>
+          <w:iCs w:val="0"/>
+          <w:caps w:val="0"/>
+          <w:color w:val="0F1115"/>
+          <w:spacing w:val="0"/>
+          <w:sz w:val="28"/>
+          <w:szCs w:val="28"/>
+          <w:shd w:val="clear" w:fill="FFFFFF"/>
+        </w:rPr>
+        <w:t>в финальном образе, и запущенное приложение её не видит.</w:t>
+      </w:r>
+    </w:p>
+    <w:p>
+      <w:pPr>
+        <w:ind w:left="360"/>
+        <w:rPr>
+          <w:rFonts w:hint="default" w:ascii="Times New Roman" w:hAnsi="Times New Roman" w:eastAsia="Segoe UI" w:cs="Times New Roman"/>
+          <w:i w:val="0"/>
+          <w:iCs w:val="0"/>
+          <w:caps w:val="0"/>
+          <w:color w:val="0F1115"/>
+          <w:spacing w:val="0"/>
+          <w:sz w:val="28"/>
+          <w:szCs w:val="28"/>
+          <w:shd w:val="clear" w:color="auto" w:fill="auto"/>
+        </w:rPr>
+      </w:pPr>
+      <w:r>
+        <w:rPr>
+          <w:rFonts w:hint="default" w:ascii="Times New Roman" w:hAnsi="Times New Roman" w:eastAsia="Segoe UI" w:cs="Times New Roman"/>
+          <w:b/>
+          <w:bCs/>
+          <w:i w:val="0"/>
+          <w:iCs w:val="0"/>
+          <w:caps w:val="0"/>
+          <w:color w:val="0F1115"/>
+          <w:spacing w:val="0"/>
+          <w:sz w:val="28"/>
+          <w:szCs w:val="28"/>
+          <w:shd w:val="clear" w:fill="FFFFFF"/>
+        </w:rPr>
+        <w:t>ENV</w:t>
+      </w:r>
+      <w:r>
+        <w:rPr>
+          <w:rFonts w:hint="default" w:ascii="Times New Roman" w:hAnsi="Times New Roman" w:eastAsia="Segoe UI" w:cs="Times New Roman"/>
+          <w:i w:val="0"/>
+          <w:iCs w:val="0"/>
+          <w:caps w:val="0"/>
+          <w:color w:val="0F1115"/>
+          <w:spacing w:val="0"/>
+          <w:sz w:val="28"/>
+          <w:szCs w:val="28"/>
+          <w:shd w:val="clear" w:fill="FFFFFF"/>
+        </w:rPr>
+        <w:t xml:space="preserve"> — переменная </w:t>
+      </w:r>
+      <w:r>
+        <w:rPr>
+          <w:rFonts w:hint="default" w:ascii="Times New Roman" w:hAnsi="Times New Roman" w:eastAsia="Segoe UI" w:cs="Times New Roman"/>
+          <w:b w:val="0"/>
+          <w:bCs w:val="0"/>
+          <w:i w:val="0"/>
+          <w:iCs w:val="0"/>
+          <w:caps w:val="0"/>
+          <w:color w:val="0F1115"/>
+          <w:spacing w:val="0"/>
+          <w:sz w:val="28"/>
+          <w:szCs w:val="28"/>
+          <w:shd w:val="clear" w:fill="FFFFFF"/>
+        </w:rPr>
+        <w:t>окружения</w:t>
+      </w:r>
+      <w:r>
+        <w:rPr>
+          <w:rFonts w:hint="default" w:ascii="Times New Roman" w:hAnsi="Times New Roman" w:eastAsia="Segoe UI" w:cs="Times New Roman"/>
+          <w:i w:val="0"/>
+          <w:iCs w:val="0"/>
+          <w:caps w:val="0"/>
+          <w:color w:val="0F1115"/>
+          <w:spacing w:val="0"/>
+          <w:sz w:val="28"/>
+          <w:szCs w:val="28"/>
+          <w:shd w:val="clear" w:fill="FFFFFF"/>
+        </w:rPr>
+        <w:t xml:space="preserve">. Она задаётся при сборке, </w:t>
+      </w:r>
+      <w:r>
+        <w:rPr>
+          <w:rFonts w:hint="default" w:ascii="Times New Roman" w:hAnsi="Times New Roman" w:eastAsia="Segoe UI" w:cs="Times New Roman"/>
+          <w:b w:val="0"/>
+          <w:bCs w:val="0"/>
+          <w:i w:val="0"/>
+          <w:iCs w:val="0"/>
+          <w:caps w:val="0"/>
+          <w:color w:val="0F1115"/>
+          <w:spacing w:val="0"/>
+          <w:sz w:val="28"/>
+          <w:szCs w:val="28"/>
+          <w:shd w:val="clear" w:fill="FFFFFF"/>
+        </w:rPr>
+        <w:t>сохраняется в образе</w:t>
+      </w:r>
+      <w:r>
+        <w:rPr>
+          <w:rFonts w:hint="default" w:ascii="Times New Roman" w:hAnsi="Times New Roman" w:eastAsia="Segoe UI" w:cs="Times New Roman"/>
+          <w:i w:val="0"/>
+          <w:iCs w:val="0"/>
+          <w:caps w:val="0"/>
+          <w:color w:val="0F1115"/>
+          <w:spacing w:val="0"/>
+          <w:sz w:val="28"/>
+          <w:szCs w:val="28"/>
+          <w:shd w:val="clear" w:fill="FFFFFF"/>
+        </w:rPr>
+        <w:t xml:space="preserve"> и передаётся приложению во время работы контейнера. Приложение может прочитать её через</w:t>
+      </w:r>
+      <w:r>
+        <w:rPr>
+          <w:rFonts w:hint="default" w:ascii="Times New Roman" w:hAnsi="Times New Roman" w:eastAsia="Segoe UI" w:cs="Times New Roman"/>
+          <w:i w:val="0"/>
+          <w:iCs w:val="0"/>
+          <w:caps w:val="0"/>
+          <w:color w:val="0F1115"/>
+          <w:spacing w:val="0"/>
+          <w:sz w:val="28"/>
+          <w:szCs w:val="28"/>
+          <w:shd w:val="clear" w:color="auto" w:fill="auto"/>
+        </w:rPr>
+        <w:t xml:space="preserve"> </w:t>
+      </w:r>
+      <w:r>
+        <w:rPr>
+          <w:rStyle w:val="4"/>
+          <w:rFonts w:hint="default" w:ascii="Times New Roman" w:hAnsi="Times New Roman" w:eastAsia="Consolas" w:cs="Times New Roman"/>
+          <w:i w:val="0"/>
+          <w:iCs w:val="0"/>
+          <w:caps w:val="0"/>
+          <w:color w:val="0F1115"/>
+          <w:spacing w:val="0"/>
+          <w:sz w:val="28"/>
+          <w:szCs w:val="28"/>
+          <w:shd w:val="clear" w:color="auto" w:fill="auto"/>
+        </w:rPr>
+        <w:t>os.getenv()</w:t>
+      </w:r>
+      <w:r>
+        <w:rPr>
+          <w:rFonts w:hint="default" w:ascii="Times New Roman" w:hAnsi="Times New Roman" w:eastAsia="Segoe UI" w:cs="Times New Roman"/>
+          <w:i w:val="0"/>
+          <w:iCs w:val="0"/>
+          <w:caps w:val="0"/>
+          <w:color w:val="0F1115"/>
+          <w:spacing w:val="0"/>
+          <w:sz w:val="28"/>
+          <w:szCs w:val="28"/>
+          <w:shd w:val="clear" w:color="auto" w:fill="auto"/>
+        </w:rPr>
+        <w:t>.</w:t>
+      </w:r>
+    </w:p>
+    <w:p>
+      <w:pPr>
+        <w:ind w:left="360"/>
+        <w:rPr>
+          <w:rFonts w:hint="default" w:ascii="Times New Roman" w:hAnsi="Times New Roman" w:eastAsia="Segoe UI" w:cs="Times New Roman"/>
+          <w:i w:val="0"/>
+          <w:iCs w:val="0"/>
+          <w:caps w:val="0"/>
+          <w:color w:val="0F1115"/>
+          <w:spacing w:val="0"/>
+          <w:sz w:val="28"/>
+          <w:szCs w:val="28"/>
+          <w:shd w:val="clear" w:fill="FFFFFF"/>
+        </w:rPr>
+      </w:pPr>
+      <w:r>
+        <w:rPr>
+          <w:rFonts w:hint="default" w:ascii="Times New Roman" w:hAnsi="Times New Roman" w:eastAsia="Segoe UI" w:cs="Times New Roman"/>
+          <w:b/>
+          <w:bCs/>
+          <w:i w:val="0"/>
+          <w:iCs w:val="0"/>
+          <w:caps w:val="0"/>
+          <w:color w:val="0F1115"/>
+          <w:spacing w:val="0"/>
+          <w:sz w:val="28"/>
+          <w:szCs w:val="28"/>
+          <w:shd w:val="clear" w:fill="FFFFFF"/>
+        </w:rPr>
+        <w:t>LABEL</w:t>
+      </w:r>
+      <w:r>
+        <w:rPr>
+          <w:rFonts w:hint="default" w:ascii="Times New Roman" w:hAnsi="Times New Roman" w:eastAsia="Segoe UI" w:cs="Times New Roman"/>
+          <w:i w:val="0"/>
+          <w:iCs w:val="0"/>
+          <w:caps w:val="0"/>
+          <w:color w:val="0F1115"/>
+          <w:spacing w:val="0"/>
+          <w:sz w:val="28"/>
+          <w:szCs w:val="28"/>
+          <w:shd w:val="clear" w:fill="FFFFFF"/>
+        </w:rPr>
+        <w:t xml:space="preserve"> — это </w:t>
+      </w:r>
+      <w:r>
+        <w:rPr>
+          <w:rFonts w:hint="default" w:ascii="Times New Roman" w:hAnsi="Times New Roman" w:eastAsia="Segoe UI" w:cs="Times New Roman"/>
+          <w:b w:val="0"/>
+          <w:bCs w:val="0"/>
+          <w:i w:val="0"/>
+          <w:iCs w:val="0"/>
+          <w:caps w:val="0"/>
+          <w:color w:val="0F1115"/>
+          <w:spacing w:val="0"/>
+          <w:sz w:val="28"/>
+          <w:szCs w:val="28"/>
+          <w:shd w:val="clear" w:fill="FFFFFF"/>
+        </w:rPr>
+        <w:t xml:space="preserve">метаданные </w:t>
+      </w:r>
+      <w:r>
+        <w:rPr>
+          <w:rFonts w:hint="default" w:ascii="Times New Roman" w:hAnsi="Times New Roman" w:eastAsia="Segoe UI" w:cs="Times New Roman"/>
+          <w:i w:val="0"/>
+          <w:iCs w:val="0"/>
+          <w:caps w:val="0"/>
+          <w:color w:val="0F1115"/>
+          <w:spacing w:val="0"/>
+          <w:sz w:val="28"/>
+          <w:szCs w:val="28"/>
+          <w:shd w:val="clear" w:fill="FFFFFF"/>
+        </w:rPr>
+        <w:t>образа (пара «ключ-значение»). Они не являются переменными окружения, не влияют на работу приложения и нужны только для описания образа (например, для указания автора или версии).</w:t>
+      </w:r>
+    </w:p>
+    <w:p>
+      <w:pPr>
+        <w:ind w:left="360"/>
+        <w:rPr>
+          <w:rFonts w:hint="default" w:ascii="Times New Roman" w:hAnsi="Times New Roman" w:eastAsia="Segoe UI" w:cs="Times New Roman"/>
+          <w:b/>
+          <w:bCs/>
+          <w:i w:val="0"/>
+          <w:iCs w:val="0"/>
+          <w:caps w:val="0"/>
+          <w:color w:val="0F1115"/>
+          <w:spacing w:val="0"/>
+          <w:sz w:val="28"/>
+          <w:szCs w:val="28"/>
+          <w:shd w:val="clear" w:fill="FFFFFF"/>
+        </w:rPr>
+      </w:pPr>
+      <w:r>
+        <w:rPr>
+          <w:rFonts w:hint="default" w:ascii="Times New Roman" w:hAnsi="Times New Roman" w:eastAsia="Segoe UI" w:cs="Times New Roman"/>
+          <w:b/>
+          <w:bCs/>
+          <w:i w:val="0"/>
+          <w:iCs w:val="0"/>
+          <w:caps w:val="0"/>
+          <w:color w:val="0F1115"/>
+          <w:spacing w:val="0"/>
+          <w:sz w:val="28"/>
+          <w:szCs w:val="28"/>
+          <w:shd w:val="clear" w:fill="FFFFFF"/>
+        </w:rPr>
+        <w:t>Какие значения LAB_LOGIN и LAB_TOKEN будут доступны приложению?</w:t>
+      </w:r>
+    </w:p>
+    <w:p>
+      <w:pPr>
+        <w:ind w:left="360"/>
+        <w:rPr>
+          <w:rFonts w:hint="default" w:ascii="Times New Roman" w:hAnsi="Times New Roman" w:eastAsia="Segoe UI" w:cs="Times New Roman"/>
+          <w:i w:val="0"/>
+          <w:iCs w:val="0"/>
+          <w:caps w:val="0"/>
+          <w:color w:val="0F1115"/>
+          <w:spacing w:val="0"/>
+          <w:sz w:val="28"/>
+          <w:szCs w:val="28"/>
+        </w:rPr>
+      </w:pPr>
+      <w:r>
+        <w:rPr>
+          <w:rFonts w:hint="default" w:ascii="Times New Roman" w:hAnsi="Times New Roman" w:eastAsia="Segoe UI" w:cs="Times New Roman"/>
+          <w:i w:val="0"/>
+          <w:iCs w:val="0"/>
+          <w:caps w:val="0"/>
+          <w:color w:val="0F1115"/>
+          <w:spacing w:val="0"/>
+          <w:sz w:val="28"/>
+          <w:szCs w:val="28"/>
+          <w:shd w:val="clear" w:fill="FFFFFF"/>
+        </w:rPr>
+        <w:t xml:space="preserve">В </w:t>
+      </w:r>
+      <w:r>
+        <w:rPr>
+          <w:rStyle w:val="4"/>
+          <w:rFonts w:hint="default" w:ascii="Times New Roman" w:hAnsi="Times New Roman" w:eastAsia="Consolas" w:cs="Times New Roman"/>
+          <w:i w:val="0"/>
+          <w:iCs w:val="0"/>
+          <w:caps w:val="0"/>
+          <w:color w:val="0F1115"/>
+          <w:spacing w:val="0"/>
+          <w:sz w:val="28"/>
+          <w:szCs w:val="28"/>
+          <w:shd w:val="clear" w:color="auto" w:fill="auto"/>
+        </w:rPr>
+        <w:t>Dockerfile</w:t>
+      </w:r>
+      <w:r>
+        <w:rPr>
+          <w:rFonts w:hint="default" w:ascii="Times New Roman" w:hAnsi="Times New Roman" w:eastAsia="Segoe UI" w:cs="Times New Roman"/>
+          <w:i w:val="0"/>
+          <w:iCs w:val="0"/>
+          <w:caps w:val="0"/>
+          <w:color w:val="0F1115"/>
+          <w:spacing w:val="0"/>
+          <w:sz w:val="28"/>
+          <w:szCs w:val="28"/>
+          <w:shd w:val="clear" w:fill="FFFFFF"/>
+        </w:rPr>
+        <w:t xml:space="preserve"> переменные </w:t>
+      </w:r>
+      <w:r>
+        <w:rPr>
+          <w:rStyle w:val="4"/>
+          <w:rFonts w:hint="default" w:ascii="Times New Roman" w:hAnsi="Times New Roman" w:eastAsia="Consolas" w:cs="Times New Roman"/>
+          <w:i w:val="0"/>
+          <w:iCs w:val="0"/>
+          <w:caps w:val="0"/>
+          <w:color w:val="0F1115"/>
+          <w:spacing w:val="0"/>
+          <w:sz w:val="28"/>
+          <w:szCs w:val="28"/>
+          <w:shd w:val="clear" w:color="auto" w:fill="auto"/>
+        </w:rPr>
+        <w:t>LAB_LOGIN</w:t>
+      </w:r>
+      <w:r>
+        <w:rPr>
+          <w:rFonts w:hint="default" w:ascii="Times New Roman" w:hAnsi="Times New Roman" w:eastAsia="Segoe UI" w:cs="Times New Roman"/>
+          <w:i w:val="0"/>
+          <w:iCs w:val="0"/>
+          <w:caps w:val="0"/>
+          <w:color w:val="0F1115"/>
+          <w:spacing w:val="0"/>
+          <w:sz w:val="28"/>
+          <w:szCs w:val="28"/>
+          <w:shd w:val="clear" w:fill="FFFFFF"/>
+        </w:rPr>
+        <w:t xml:space="preserve"> и </w:t>
+      </w:r>
+      <w:r>
+        <w:rPr>
+          <w:rStyle w:val="4"/>
+          <w:rFonts w:hint="default" w:ascii="Times New Roman" w:hAnsi="Times New Roman" w:eastAsia="Consolas" w:cs="Times New Roman"/>
+          <w:i w:val="0"/>
+          <w:iCs w:val="0"/>
+          <w:caps w:val="0"/>
+          <w:color w:val="0F1115"/>
+          <w:spacing w:val="0"/>
+          <w:sz w:val="28"/>
+          <w:szCs w:val="28"/>
+          <w:shd w:val="clear" w:color="auto" w:fill="auto"/>
+        </w:rPr>
+        <w:t>LAB_TOKEN</w:t>
+      </w:r>
+      <w:r>
+        <w:rPr>
+          <w:rFonts w:hint="default" w:ascii="Times New Roman" w:hAnsi="Times New Roman" w:eastAsia="Segoe UI" w:cs="Times New Roman"/>
+          <w:i w:val="0"/>
+          <w:iCs w:val="0"/>
+          <w:caps w:val="0"/>
+          <w:color w:val="0F1115"/>
+          <w:spacing w:val="0"/>
+          <w:sz w:val="28"/>
+          <w:szCs w:val="28"/>
+          <w:shd w:val="clear" w:fill="FFFFFF"/>
+        </w:rPr>
+        <w:t xml:space="preserve"> объявлены через </w:t>
+      </w:r>
+      <w:r>
+        <w:rPr>
+          <w:rStyle w:val="4"/>
+          <w:rFonts w:hint="default" w:ascii="Times New Roman" w:hAnsi="Times New Roman" w:eastAsia="Consolas" w:cs="Times New Roman"/>
+          <w:i w:val="0"/>
+          <w:iCs w:val="0"/>
+          <w:caps w:val="0"/>
+          <w:color w:val="0F1115"/>
+          <w:spacing w:val="0"/>
+          <w:sz w:val="28"/>
+          <w:szCs w:val="28"/>
+          <w:shd w:val="clear" w:color="auto" w:fill="auto"/>
+        </w:rPr>
+        <w:t>ARG</w:t>
+      </w:r>
+      <w:r>
+        <w:rPr>
+          <w:rFonts w:hint="default" w:ascii="Times New Roman" w:hAnsi="Times New Roman" w:eastAsia="Segoe UI" w:cs="Times New Roman"/>
+          <w:i w:val="0"/>
+          <w:iCs w:val="0"/>
+          <w:caps w:val="0"/>
+          <w:color w:val="0F1115"/>
+          <w:spacing w:val="0"/>
+          <w:sz w:val="28"/>
+          <w:szCs w:val="28"/>
+          <w:shd w:val="clear" w:fill="FFFFFF"/>
+        </w:rPr>
+        <w:t xml:space="preserve"> и используются для заполнения метаданных </w:t>
+      </w:r>
+      <w:r>
+        <w:rPr>
+          <w:rStyle w:val="4"/>
+          <w:rFonts w:hint="default" w:ascii="Times New Roman" w:hAnsi="Times New Roman" w:eastAsia="Consolas" w:cs="Times New Roman"/>
+          <w:i w:val="0"/>
+          <w:iCs w:val="0"/>
+          <w:caps w:val="0"/>
+          <w:color w:val="0F1115"/>
+          <w:spacing w:val="0"/>
+          <w:sz w:val="28"/>
+          <w:szCs w:val="28"/>
+          <w:shd w:val="clear" w:color="auto" w:fill="auto"/>
+        </w:rPr>
+        <w:t>LABEL</w:t>
+      </w:r>
+      <w:r>
+        <w:rPr>
+          <w:rFonts w:hint="default" w:ascii="Times New Roman" w:hAnsi="Times New Roman" w:eastAsia="Segoe UI" w:cs="Times New Roman"/>
+          <w:i w:val="0"/>
+          <w:iCs w:val="0"/>
+          <w:caps w:val="0"/>
+          <w:color w:val="0F1115"/>
+          <w:spacing w:val="0"/>
+          <w:sz w:val="28"/>
+          <w:szCs w:val="28"/>
+          <w:shd w:val="clear" w:fill="FFFFFF"/>
+        </w:rPr>
+        <w:t xml:space="preserve">. Поскольку это </w:t>
+      </w:r>
+      <w:r>
+        <w:rPr>
+          <w:rStyle w:val="4"/>
+          <w:rFonts w:hint="default" w:ascii="Times New Roman" w:hAnsi="Times New Roman" w:eastAsia="Consolas" w:cs="Times New Roman"/>
+          <w:i w:val="0"/>
+          <w:iCs w:val="0"/>
+          <w:caps w:val="0"/>
+          <w:color w:val="0F1115"/>
+          <w:spacing w:val="0"/>
+          <w:sz w:val="28"/>
+          <w:szCs w:val="28"/>
+          <w:shd w:val="clear" w:color="auto" w:fill="auto"/>
+        </w:rPr>
+        <w:t>ARG</w:t>
+      </w:r>
+      <w:r>
+        <w:rPr>
+          <w:rFonts w:hint="default" w:ascii="Times New Roman" w:hAnsi="Times New Roman" w:eastAsia="Segoe UI" w:cs="Times New Roman"/>
+          <w:i w:val="0"/>
+          <w:iCs w:val="0"/>
+          <w:caps w:val="0"/>
+          <w:color w:val="0F1115"/>
+          <w:spacing w:val="0"/>
+          <w:sz w:val="28"/>
+          <w:szCs w:val="28"/>
+          <w:shd w:val="clear" w:fill="FFFFFF"/>
+        </w:rPr>
+        <w:t xml:space="preserve">, они </w:t>
+      </w:r>
+      <w:r>
+        <w:rPr>
+          <w:rFonts w:hint="default" w:ascii="Times New Roman" w:hAnsi="Times New Roman" w:eastAsia="Segoe UI" w:cs="Times New Roman"/>
+          <w:b w:val="0"/>
+          <w:bCs w:val="0"/>
+          <w:i w:val="0"/>
+          <w:iCs w:val="0"/>
+          <w:caps w:val="0"/>
+          <w:color w:val="0F1115"/>
+          <w:spacing w:val="0"/>
+          <w:sz w:val="28"/>
+          <w:szCs w:val="28"/>
+          <w:shd w:val="clear" w:fill="FFFFFF"/>
+        </w:rPr>
+        <w:t xml:space="preserve">не передаются в окружение </w:t>
+      </w:r>
+      <w:r>
+        <w:rPr>
+          <w:rFonts w:hint="default" w:ascii="Times New Roman" w:hAnsi="Times New Roman" w:eastAsia="Segoe UI" w:cs="Times New Roman"/>
+          <w:i w:val="0"/>
+          <w:iCs w:val="0"/>
+          <w:caps w:val="0"/>
+          <w:color w:val="0F1115"/>
+          <w:spacing w:val="0"/>
+          <w:sz w:val="28"/>
+          <w:szCs w:val="28"/>
+          <w:shd w:val="clear" w:fill="FFFFFF"/>
+        </w:rPr>
+        <w:t>контейнера.</w:t>
+      </w:r>
+      <w:r>
+        <w:rPr>
+          <w:rFonts w:hint="default" w:ascii="Times New Roman" w:hAnsi="Times New Roman" w:eastAsia="Segoe UI" w:cs="Times New Roman"/>
+          <w:i w:val="0"/>
+          <w:iCs w:val="0"/>
+          <w:caps w:val="0"/>
+          <w:color w:val="0F1115"/>
+          <w:spacing w:val="0"/>
+          <w:sz w:val="28"/>
+          <w:szCs w:val="28"/>
+          <w:shd w:val="clear" w:fill="FFFFFF"/>
+        </w:rPr>
+        <w:br w:type="textWrapping"/>
+      </w:r>
+      <w:r>
+        <w:rPr>
+          <w:rFonts w:hint="default" w:ascii="Times New Roman" w:hAnsi="Times New Roman" w:eastAsia="Segoe UI" w:cs="Times New Roman"/>
+          <w:i w:val="0"/>
+          <w:iCs w:val="0"/>
+          <w:caps w:val="0"/>
+          <w:color w:val="0F1115"/>
+          <w:spacing w:val="0"/>
+          <w:sz w:val="28"/>
+          <w:szCs w:val="28"/>
+          <w:shd w:val="clear" w:fill="FFFFFF"/>
+        </w:rPr>
+        <w:t>Код приложения (</w:t>
+      </w:r>
+      <w:r>
+        <w:rPr>
+          <w:rStyle w:val="4"/>
+          <w:rFonts w:hint="default" w:ascii="Times New Roman" w:hAnsi="Times New Roman" w:eastAsia="Consolas" w:cs="Times New Roman"/>
+          <w:i w:val="0"/>
+          <w:iCs w:val="0"/>
+          <w:caps w:val="0"/>
+          <w:color w:val="0F1115"/>
+          <w:spacing w:val="0"/>
+          <w:sz w:val="28"/>
+          <w:szCs w:val="28"/>
+          <w:shd w:val="clear" w:color="auto" w:fill="auto"/>
+        </w:rPr>
+        <w:t>app.py</w:t>
+      </w:r>
+      <w:r>
+        <w:rPr>
+          <w:rFonts w:hint="default" w:ascii="Times New Roman" w:hAnsi="Times New Roman" w:eastAsia="Segoe UI" w:cs="Times New Roman"/>
+          <w:i w:val="0"/>
+          <w:iCs w:val="0"/>
+          <w:caps w:val="0"/>
+          <w:color w:val="0F1115"/>
+          <w:spacing w:val="0"/>
+          <w:sz w:val="28"/>
+          <w:szCs w:val="28"/>
+          <w:shd w:val="clear" w:fill="FFFFFF"/>
+        </w:rPr>
+        <w:t xml:space="preserve">) пытается прочитать их через </w:t>
+      </w:r>
+      <w:r>
+        <w:rPr>
+          <w:rStyle w:val="4"/>
+          <w:rFonts w:hint="default" w:ascii="Times New Roman" w:hAnsi="Times New Roman" w:eastAsia="Consolas" w:cs="Times New Roman"/>
+          <w:i w:val="0"/>
+          <w:iCs w:val="0"/>
+          <w:caps w:val="0"/>
+          <w:color w:val="0F1115"/>
+          <w:spacing w:val="0"/>
+          <w:sz w:val="28"/>
+          <w:szCs w:val="28"/>
+          <w:shd w:val="clear" w:color="auto" w:fill="auto"/>
+        </w:rPr>
+        <w:t>os.getenv("L</w:t>
+      </w:r>
+      <w:bookmarkStart w:id="0" w:name="_GoBack"/>
+      <w:bookmarkEnd w:id="0"/>
+      <w:r>
+        <w:rPr>
+          <w:rStyle w:val="4"/>
+          <w:rFonts w:hint="default" w:ascii="Times New Roman" w:hAnsi="Times New Roman" w:eastAsia="Consolas" w:cs="Times New Roman"/>
+          <w:i w:val="0"/>
+          <w:iCs w:val="0"/>
+          <w:caps w:val="0"/>
+          <w:color w:val="0F1115"/>
+          <w:spacing w:val="0"/>
+          <w:sz w:val="28"/>
+          <w:szCs w:val="28"/>
+          <w:shd w:val="clear" w:color="auto" w:fill="auto"/>
+        </w:rPr>
+        <w:t>AB_LOGIN")</w:t>
+      </w:r>
+      <w:r>
+        <w:rPr>
+          <w:rFonts w:hint="default" w:ascii="Times New Roman" w:hAnsi="Times New Roman" w:eastAsia="Segoe UI" w:cs="Times New Roman"/>
+          <w:i w:val="0"/>
+          <w:iCs w:val="0"/>
+          <w:caps w:val="0"/>
+          <w:color w:val="0F1115"/>
+          <w:spacing w:val="0"/>
+          <w:sz w:val="28"/>
+          <w:szCs w:val="28"/>
+          <w:shd w:val="clear" w:color="auto" w:fill="auto"/>
+        </w:rPr>
+        <w:t xml:space="preserve"> </w:t>
+      </w:r>
+      <w:r>
+        <w:rPr>
+          <w:rFonts w:hint="default" w:ascii="Times New Roman" w:hAnsi="Times New Roman" w:eastAsia="Segoe UI" w:cs="Times New Roman"/>
+          <w:i w:val="0"/>
+          <w:iCs w:val="0"/>
+          <w:caps w:val="0"/>
+          <w:color w:val="0F1115"/>
+          <w:spacing w:val="0"/>
+          <w:sz w:val="28"/>
+          <w:szCs w:val="28"/>
+          <w:shd w:val="clear" w:fill="FFFFFF"/>
+        </w:rPr>
+        <w:t xml:space="preserve">и </w:t>
+      </w:r>
+      <w:r>
+        <w:rPr>
+          <w:rStyle w:val="4"/>
+          <w:rFonts w:hint="default" w:ascii="Times New Roman" w:hAnsi="Times New Roman" w:eastAsia="Consolas" w:cs="Times New Roman"/>
+          <w:i w:val="0"/>
+          <w:iCs w:val="0"/>
+          <w:caps w:val="0"/>
+          <w:color w:val="0F1115"/>
+          <w:spacing w:val="0"/>
+          <w:sz w:val="28"/>
+          <w:szCs w:val="28"/>
+          <w:shd w:val="clear" w:color="auto" w:fill="auto"/>
+        </w:rPr>
+        <w:t>os.getenv("LAB_TOKEN")</w:t>
+      </w:r>
+      <w:r>
+        <w:rPr>
+          <w:rFonts w:hint="default" w:ascii="Times New Roman" w:hAnsi="Times New Roman" w:eastAsia="Segoe UI" w:cs="Times New Roman"/>
+          <w:i w:val="0"/>
+          <w:iCs w:val="0"/>
+          <w:caps w:val="0"/>
+          <w:color w:val="0F1115"/>
+          <w:spacing w:val="0"/>
+          <w:sz w:val="28"/>
+          <w:szCs w:val="28"/>
+          <w:shd w:val="clear" w:fill="FFFFFF"/>
+        </w:rPr>
+        <w:t xml:space="preserve">. Так как в окружении этих переменных нет, приложение получит значение по умолчанию — строку </w:t>
+      </w:r>
+      <w:r>
+        <w:rPr>
+          <w:rStyle w:val="4"/>
+          <w:rFonts w:hint="default" w:ascii="Times New Roman" w:hAnsi="Times New Roman" w:eastAsia="Consolas" w:cs="Times New Roman"/>
+          <w:i w:val="0"/>
+          <w:iCs w:val="0"/>
+          <w:caps w:val="0"/>
+          <w:color w:val="0F1115"/>
+          <w:spacing w:val="0"/>
+          <w:sz w:val="28"/>
+          <w:szCs w:val="28"/>
+          <w:shd w:val="clear" w:color="auto" w:fill="auto"/>
+        </w:rPr>
+        <w:t>"unknown"</w:t>
+      </w:r>
+      <w:r>
+        <w:rPr>
+          <w:rFonts w:hint="default" w:ascii="Times New Roman" w:hAnsi="Times New Roman" w:eastAsia="Segoe UI" w:cs="Times New Roman"/>
+          <w:i w:val="0"/>
+          <w:iCs w:val="0"/>
+          <w:caps w:val="0"/>
+          <w:color w:val="0F1115"/>
+          <w:spacing w:val="0"/>
+          <w:sz w:val="28"/>
+          <w:szCs w:val="28"/>
+          <w:shd w:val="clear" w:fill="FFFFFF"/>
+        </w:rPr>
+        <w:t>.</w:t>
+      </w:r>
+      <w:r>
+        <w:rPr>
+          <w:rFonts w:hint="default" w:ascii="Times New Roman" w:hAnsi="Times New Roman" w:eastAsia="Segoe UI" w:cs="Times New Roman"/>
+          <w:i w:val="0"/>
+          <w:iCs w:val="0"/>
+          <w:caps w:val="0"/>
+          <w:color w:val="0F1115"/>
+          <w:spacing w:val="0"/>
+          <w:sz w:val="28"/>
+          <w:szCs w:val="28"/>
+          <w:shd w:val="clear" w:fill="FFFFFF"/>
+        </w:rPr>
+        <w:br w:type="textWrapping"/>
+      </w:r>
+      <w:r>
+        <w:rPr>
+          <w:rFonts w:hint="default" w:ascii="Times New Roman" w:hAnsi="Times New Roman" w:eastAsia="Segoe UI" w:cs="Times New Roman"/>
+          <w:i w:val="0"/>
+          <w:iCs w:val="0"/>
+          <w:caps w:val="0"/>
+          <w:color w:val="0F1115"/>
+          <w:spacing w:val="0"/>
+          <w:sz w:val="28"/>
+          <w:szCs w:val="28"/>
+          <w:shd w:val="clear" w:fill="FFFFFF"/>
+        </w:rPr>
+        <w:t xml:space="preserve">Это сделано намеренно из соображений безопасности: передавать секретный токен через </w:t>
+      </w:r>
+      <w:r>
+        <w:rPr>
+          <w:rStyle w:val="4"/>
+          <w:rFonts w:hint="default" w:ascii="Times New Roman" w:hAnsi="Times New Roman" w:eastAsia="Consolas" w:cs="Times New Roman"/>
+          <w:i w:val="0"/>
+          <w:iCs w:val="0"/>
+          <w:caps w:val="0"/>
+          <w:color w:val="0F1115"/>
+          <w:spacing w:val="0"/>
+          <w:sz w:val="28"/>
+          <w:szCs w:val="28"/>
+          <w:shd w:val="clear" w:color="auto" w:fill="auto"/>
+        </w:rPr>
+        <w:t>ENV</w:t>
+      </w:r>
+      <w:r>
+        <w:rPr>
+          <w:rFonts w:hint="default" w:ascii="Times New Roman" w:hAnsi="Times New Roman" w:eastAsia="Segoe UI" w:cs="Times New Roman"/>
+          <w:i w:val="0"/>
+          <w:iCs w:val="0"/>
+          <w:caps w:val="0"/>
+          <w:color w:val="0F1115"/>
+          <w:spacing w:val="0"/>
+          <w:sz w:val="28"/>
+          <w:szCs w:val="28"/>
+          <w:shd w:val="clear" w:color="auto" w:fill="auto"/>
+        </w:rPr>
+        <w:t xml:space="preserve"> </w:t>
+      </w:r>
+      <w:r>
+        <w:rPr>
+          <w:rFonts w:hint="default" w:ascii="Times New Roman" w:hAnsi="Times New Roman" w:eastAsia="Segoe UI" w:cs="Times New Roman"/>
+          <w:i w:val="0"/>
+          <w:iCs w:val="0"/>
+          <w:caps w:val="0"/>
+          <w:color w:val="0F1115"/>
+          <w:spacing w:val="0"/>
+          <w:sz w:val="28"/>
+          <w:szCs w:val="28"/>
+          <w:shd w:val="clear" w:fill="FFFFFF"/>
+        </w:rPr>
+        <w:t xml:space="preserve">(который навсегда «зашивается» в образ) — плохая практика. Использование </w:t>
+      </w:r>
+      <w:r>
+        <w:rPr>
+          <w:rStyle w:val="4"/>
+          <w:rFonts w:hint="default" w:ascii="Times New Roman" w:hAnsi="Times New Roman" w:eastAsia="Consolas" w:cs="Times New Roman"/>
+          <w:i w:val="0"/>
+          <w:iCs w:val="0"/>
+          <w:caps w:val="0"/>
+          <w:color w:val="0F1115"/>
+          <w:spacing w:val="0"/>
+          <w:sz w:val="28"/>
+          <w:szCs w:val="28"/>
+          <w:shd w:val="clear" w:color="auto" w:fill="auto"/>
+        </w:rPr>
+        <w:t>ARG</w:t>
+      </w:r>
+      <w:r>
+        <w:rPr>
+          <w:rFonts w:hint="default" w:ascii="Times New Roman" w:hAnsi="Times New Roman" w:eastAsia="Segoe UI" w:cs="Times New Roman"/>
+          <w:i w:val="0"/>
+          <w:iCs w:val="0"/>
+          <w:caps w:val="0"/>
+          <w:color w:val="0F1115"/>
+          <w:spacing w:val="0"/>
+          <w:sz w:val="28"/>
+          <w:szCs w:val="28"/>
+          <w:shd w:val="clear" w:color="auto" w:fill="auto"/>
+        </w:rPr>
+        <w:t xml:space="preserve"> </w:t>
+      </w:r>
+      <w:r>
+        <w:rPr>
+          <w:rFonts w:hint="default" w:ascii="Times New Roman" w:hAnsi="Times New Roman" w:eastAsia="Segoe UI" w:cs="Times New Roman"/>
+          <w:i w:val="0"/>
+          <w:iCs w:val="0"/>
+          <w:caps w:val="0"/>
+          <w:color w:val="0F1115"/>
+          <w:spacing w:val="0"/>
+          <w:sz w:val="28"/>
+          <w:szCs w:val="28"/>
+          <w:shd w:val="clear" w:fill="FFFFFF"/>
+        </w:rPr>
+        <w:t>позволяет применить токен для маркировки (</w:t>
+      </w:r>
+      <w:r>
+        <w:rPr>
+          <w:rStyle w:val="4"/>
+          <w:rFonts w:hint="default" w:ascii="Times New Roman" w:hAnsi="Times New Roman" w:eastAsia="Consolas" w:cs="Times New Roman"/>
+          <w:i w:val="0"/>
+          <w:iCs w:val="0"/>
+          <w:caps w:val="0"/>
+          <w:color w:val="0F1115"/>
+          <w:spacing w:val="0"/>
+          <w:sz w:val="28"/>
+          <w:szCs w:val="28"/>
+          <w:shd w:val="clear" w:color="auto" w:fill="auto"/>
+        </w:rPr>
+        <w:t>LABEL</w:t>
+      </w:r>
+      <w:r>
+        <w:rPr>
+          <w:rFonts w:hint="default" w:ascii="Times New Roman" w:hAnsi="Times New Roman" w:eastAsia="Segoe UI" w:cs="Times New Roman"/>
+          <w:i w:val="0"/>
+          <w:iCs w:val="0"/>
+          <w:caps w:val="0"/>
+          <w:color w:val="0F1115"/>
+          <w:spacing w:val="0"/>
+          <w:sz w:val="28"/>
+          <w:szCs w:val="28"/>
+          <w:shd w:val="clear" w:fill="FFFFFF"/>
+        </w:rPr>
+        <w:t>) на этапе сборки, но не оставляет его в рабочем окружении приложения.</w:t>
+      </w:r>
+    </w:p>
+    <w:p>
+      <w:pPr>
+        <w:ind w:left="220" w:leftChars="0" w:firstLine="140" w:firstLineChars="50"/>
+        <w:rPr>
+          <w:rFonts w:hint="default" w:ascii="Times New Roman" w:hAnsi="Times New Roman" w:eastAsia="Segoe UI" w:cs="Times New Roman"/>
+          <w:b/>
+          <w:bCs/>
+          <w:i w:val="0"/>
+          <w:iCs w:val="0"/>
+          <w:caps w:val="0"/>
+          <w:color w:val="0F1115"/>
+          <w:spacing w:val="0"/>
+          <w:sz w:val="28"/>
+          <w:szCs w:val="28"/>
+          <w:shd w:val="clear" w:fill="FFFFFF"/>
+          <w:lang w:val="ru-RU"/>
+        </w:rPr>
+      </w:pPr>
+    </w:p>
+    <w:p>
+      <w:pPr>
+        <w:ind w:left="360"/>
+        <w:rPr>
+          <w:rFonts w:hint="default" w:ascii="Times New Roman" w:hAnsi="Times New Roman" w:cs="Times New Roman"/>
+          <w:color w:val="0F1115"/>
+          <w:sz w:val="28"/>
+          <w:szCs w:val="28"/>
+          <w:shd w:val="clear" w:color="auto" w:fill="FFFFFF"/>
+        </w:rPr>
+      </w:pPr>
     </w:p>
     <w:sectPr>
       <w:pgSz w:w="11906" w:h="16838"/>
@@ -1021,7 +2165,7 @@
   <w:docDefaults>
     <w:rPrDefault>
       <w:rPr>
-        <w:rFonts w:asciiTheme="minorHAnsi" w:hAnsiTheme="minorHAnsi" w:eastAsiaTheme="minorHAnsi" w:cstheme="minorBidi"/>
+        <w:rFonts w:ascii="Times New Roman" w:hAnsi="Times New Roman" w:eastAsia="SimSun" w:cs="Times New Roman"/>
       </w:rPr>
     </w:rPrDefault>
     <w:pPrDefault/>
@@ -1092,7 +2236,7 @@
     <w:lsdException w:qFormat="1" w:unhideWhenUsed="0" w:uiPriority="10" w:semiHidden="0" w:name="Title"/>
     <w:lsdException w:uiPriority="99" w:name="Closing"/>
     <w:lsdException w:uiPriority="99" w:name="Signature"/>
-    <w:lsdException w:uiPriority="1" w:name="Default Paragraph Font"/>
+    <w:lsdException w:qFormat="1" w:uiPriority="1" w:name="Default Paragraph Font"/>
     <w:lsdException w:uiPriority="99" w:name="Body Text"/>
     <w:lsdException w:uiPriority="99" w:name="Body Text Indent"/>
     <w:lsdException w:uiPriority="99" w:name="List Continue"/>
@@ -1197,6 +2341,7 @@
     <w:name w:val="Default Paragraph Font"/>
     <w:semiHidden/>
     <w:unhideWhenUsed/>
+    <w:qFormat/>
     <w:uiPriority w:val="1"/>
   </w:style>
   <w:style w:type="table" w:default="1" w:styleId="3">
@@ -1227,6 +2372,17 @@
     </w:rPr>
   </w:style>
   <w:style w:type="paragraph" w:styleId="5">
+    <w:name w:val="Normal (Web)"/>
+    <w:basedOn w:val="1"/>
+    <w:semiHidden/>
+    <w:unhideWhenUsed/>
+    <w:uiPriority w:val="99"/>
+    <w:rPr>
+      <w:sz w:val="24"/>
+      <w:szCs w:val="24"/>
+    </w:rPr>
+  </w:style>
+  <w:style w:type="paragraph" w:styleId="6">
     <w:name w:val="List Paragraph"/>
     <w:basedOn w:val="1"/>
     <w:qFormat/>
